--- a/backend/download_templates/场地类/办公场地证明模板.docx
+++ b/backend/download_templates/场地类/办公场地证明模板.docx
@@ -16,13 +16,41 @@
       </w:r>
     </w:p>
     <w:p/>
+    <w:p/>
+    <w:p>
+      <w:r>
+        <w:rPr>
+          <w:rFonts w:ascii="Microsoft YaHei" w:hAnsi="Microsoft YaHei" w:eastAsia="Microsoft YaHei"/>
+          <w:b w:val="0"/>
+          <w:sz w:val="24"/>
+        </w:rPr>
+        <w:t>兹证明：</w:t>
+      </w:r>
+    </w:p>
+    <w:p/>
     <w:p>
       <w:r>
         <w:rPr>
           <w:rFonts w:ascii="Microsoft YaHei" w:hAnsi="Microsoft YaHei" w:eastAsia="Microsoft YaHei"/>
           <w:sz w:val="24"/>
         </w:rPr>
-        <w:t>兹证明</w:t>
+        <w:t>公司名称：</w:t>
+      </w:r>
+      <w:r>
+        <w:rPr>
+          <w:rFonts w:ascii="Microsoft YaHei" w:hAnsi="Microsoft YaHei" w:eastAsia="Microsoft YaHei"/>
+          <w:sz w:val="24"/>
+        </w:rPr>
+        <w:t>______________________________</w:t>
+      </w:r>
+    </w:p>
+    <w:p>
+      <w:r>
+        <w:rPr>
+          <w:rFonts w:ascii="Microsoft YaHei" w:hAnsi="Microsoft YaHei" w:eastAsia="Microsoft YaHei"/>
+          <w:sz w:val="24"/>
+        </w:rPr>
+        <w:t>统一社会信用代码：</w:t>
       </w:r>
       <w:r>
         <w:rPr>
@@ -31,147 +59,117 @@
         </w:rPr>
         <w:t>_________________________</w:t>
       </w:r>
+    </w:p>
+    <w:p/>
+    <w:p>
+      <w:pPr>
+        <w:ind w:firstLine="420"/>
+      </w:pPr>
+      <w:r>
+        <w:rPr>
+          <w:rFonts w:ascii="Microsoft YaHei" w:hAnsi="Microsoft YaHei" w:eastAsia="Microsoft YaHei"/>
+          <w:b w:val="0"/>
+          <w:sz w:val="24"/>
+        </w:rPr>
+        <w:t>该公司在以下地址设有办公场所：</w:t>
+      </w:r>
+    </w:p>
+    <w:p/>
+    <w:p>
       <w:r>
         <w:rPr>
           <w:rFonts w:ascii="Microsoft YaHei" w:hAnsi="Microsoft YaHei" w:eastAsia="Microsoft YaHei"/>
           <w:sz w:val="24"/>
         </w:rPr>
-        <w:t>（公司名称）的办公地址为：</w:t>
-      </w:r>
-    </w:p>
-    <w:p/>
-    <w:p>
-      <w:pPr>
-        <w:jc w:val="left"/>
-      </w:pPr>
-      <w:r>
-        <w:rPr>
-          <w:rFonts w:ascii="Microsoft YaHei" w:hAnsi="Microsoft YaHei" w:eastAsia="Microsoft YaHei"/>
-          <w:sz w:val="24"/>
-        </w:rPr>
-        <w:t>详细地址：</w:t>
+        <w:t>地址：</w:t>
       </w:r>
       <w:r>
         <w:rPr>
           <w:rFonts w:ascii="Microsoft YaHei" w:hAnsi="Microsoft YaHei" w:eastAsia="Microsoft YaHei"/>
           <w:sz w:val="24"/>
         </w:rPr>
-        <w:t xml:space="preserve"> ______________________________</w:t>
+        <w:t>________________________________________</w:t>
       </w:r>
     </w:p>
     <w:p>
-      <w:pPr>
-        <w:jc w:val="left"/>
-      </w:pPr>
       <w:r>
         <w:rPr>
           <w:rFonts w:ascii="Microsoft YaHei" w:hAnsi="Microsoft YaHei" w:eastAsia="Microsoft YaHei"/>
           <w:sz w:val="24"/>
         </w:rPr>
-        <w:t>办公面积：</w:t>
+        <w:t>面积：</w:t>
       </w:r>
       <w:r>
         <w:rPr>
           <w:rFonts w:ascii="Microsoft YaHei" w:hAnsi="Microsoft YaHei" w:eastAsia="Microsoft YaHei"/>
           <w:sz w:val="24"/>
         </w:rPr>
-        <w:t xml:space="preserve"> ______________________________</w:t>
+        <w:t>____________________</w:t>
       </w:r>
     </w:p>
     <w:p>
       <w:pPr>
-        <w:jc w:val="left"/>
+        <w:ind w:firstLine="420"/>
       </w:pPr>
+      <w:r>
+        <w:rPr>
+          <w:rFonts w:ascii="Microsoft YaHei" w:hAnsi="Microsoft YaHei" w:eastAsia="Microsoft YaHei"/>
+          <w:b w:val="0"/>
+          <w:sz w:val="24"/>
+        </w:rPr>
+        <w:t>使用性质：□自有 □租赁 □无偿使用</w:t>
+      </w:r>
+    </w:p>
+    <w:p>
       <w:r>
         <w:rPr>
           <w:rFonts w:ascii="Microsoft YaHei" w:hAnsi="Microsoft YaHei" w:eastAsia="Microsoft YaHei"/>
           <w:sz w:val="24"/>
         </w:rPr>
-        <w:t>使用性质：</w:t>
+        <w:t>使用期限：自____年____月____日起至____年____月____日止</w:t>
       </w:r>
       <w:r>
         <w:rPr>
           <w:rFonts w:ascii="Microsoft YaHei" w:hAnsi="Microsoft YaHei" w:eastAsia="Microsoft YaHei"/>
           <w:sz w:val="24"/>
         </w:rPr>
-        <w:t xml:space="preserve"> ______________________________</w:t>
+        <w:t>__________</w:t>
       </w:r>
     </w:p>
+    <w:p/>
+    <w:p/>
     <w:p>
-      <w:pPr>
-        <w:jc w:val="left"/>
-      </w:pPr>
       <w:r>
         <w:rPr>
           <w:rFonts w:ascii="Microsoft YaHei" w:hAnsi="Microsoft YaHei" w:eastAsia="Microsoft YaHei"/>
+          <w:b w:val="0"/>
           <w:sz w:val="24"/>
         </w:rPr>
-        <w:t>产权方/出租方：</w:t>
+        <w:t>特此证明。</w:t>
       </w:r>
+    </w:p>
+    <w:p/>
+    <w:p/>
+    <w:p/>
+    <w:p>
       <w:r>
         <w:rPr>
           <w:rFonts w:ascii="Microsoft YaHei" w:hAnsi="Microsoft YaHei" w:eastAsia="Microsoft YaHei"/>
+          <w:b w:val="0"/>
           <w:sz w:val="24"/>
         </w:rPr>
-        <w:t xml:space="preserve"> ______________________________</w:t>
-      </w:r>
-    </w:p>
-    <w:p>
-      <w:pPr>
-        <w:jc w:val="left"/>
-      </w:pPr>
-      <w:r>
-        <w:rPr>
-          <w:rFonts w:ascii="Microsoft YaHei" w:hAnsi="Microsoft YaHei" w:eastAsia="Microsoft YaHei"/>
-          <w:sz w:val="24"/>
-        </w:rPr>
-        <w:t>租赁期限：</w:t>
-      </w:r>
-      <w:r>
-        <w:rPr>
-          <w:rFonts w:ascii="Microsoft YaHei" w:hAnsi="Microsoft YaHei" w:eastAsia="Microsoft YaHei"/>
-          <w:sz w:val="24"/>
-        </w:rPr>
-        <w:t xml:space="preserve"> ______________________________</w:t>
+        <w:t>证明单位（盖章）：</w:t>
       </w:r>
     </w:p>
     <w:p/>
     <w:p>
-      <w:pPr>
-        <w:jc w:val="left"/>
-      </w:pPr>
       <w:r>
         <w:rPr>
           <w:rFonts w:ascii="Microsoft YaHei" w:hAnsi="Microsoft YaHei" w:eastAsia="Microsoft YaHei"/>
+          <w:b w:val="0"/>
           <w:sz w:val="24"/>
         </w:rPr>
-        <w:t>证明单位（盖章）：</w:t>
-      </w:r>
-      <w:r>
-        <w:rPr>
-          <w:rFonts w:ascii="Microsoft YaHei" w:hAnsi="Microsoft YaHei" w:eastAsia="Microsoft YaHei"/>
-          <w:sz w:val="24"/>
-        </w:rPr>
-        <w:t xml:space="preserve"> ____________________</w:t>
-      </w:r>
-    </w:p>
-    <w:p>
-      <w:pPr>
-        <w:jc w:val="left"/>
-      </w:pPr>
-      <w:r>
-        <w:rPr>
-          <w:rFonts w:ascii="Microsoft YaHei" w:hAnsi="Microsoft YaHei" w:eastAsia="Microsoft YaHei"/>
-          <w:sz w:val="24"/>
-        </w:rPr>
-        <w:t>日期：</w:t>
-      </w:r>
-      <w:r>
-        <w:rPr>
-          <w:rFonts w:ascii="Microsoft YaHei" w:hAnsi="Microsoft YaHei" w:eastAsia="Microsoft YaHei"/>
-          <w:sz w:val="24"/>
-        </w:rPr>
-        <w:t xml:space="preserve"> ____________________</w:t>
+        <w:t>日期：____年____月____日</w:t>
       </w:r>
     </w:p>
     <w:sectPr>
@@ -547,10 +545,6 @@
     <w:name w:val="Normal"/>
     <w:qFormat/>
     <w:rsid w:val="00FC693F"/>
-    <w:rPr>
-      <w:rFonts w:ascii="Microsoft YaHei" w:hAnsi="Microsoft YaHei" w:eastAsia="Microsoft YaHei"/>
-      <w:sz w:val="24"/>
-    </w:rPr>
   </w:style>
   <w:style w:type="paragraph" w:styleId="Header">
     <w:name w:val="header"/>
